--- a/zht/docx/18.content.docx
+++ b/zht/docx/18.content.docx
@@ -11,6 +11,15 @@
         <w:pStyle w:val="Heading2"/>
       </w:pPr>
       <w:r>
+        <w:t>Resource: 研讀筆記 (Tyndale)</w:t>
+      </w:r>
+      <w:r/>
+    </w:p>
+    <w:p>
+      <w:pPr>
+        <w:pStyle w:val="Heading2"/>
+      </w:pPr>
+      <w:r>
         <w:t>License Information</w:t>
       </w:r>
       <w:r/>
@@ -21,7 +30,7 @@
         <w:rPr>
           <w:b/>
         </w:rPr>
-        <w:t>Study Notes (Tyndale)</w:t>
+        <w:t>研讀筆記 (Tyndale)</w:t>
       </w:r>
       <w:r>
         <w:t xml:space="preserve"> (Chinese (Traditional)) is based on</w:t>
@@ -74,7 +83,7 @@
         <w:pStyle w:val="Heading1"/>
       </w:pPr>
       <w:r>
-        <w:t>Study Notes (Tyndale)</w:t>
+        <w:t>研讀筆記 (Tyndale)</w:t>
       </w:r>
     </w:p>
     <w:p>
@@ -83,6 +92,50 @@
           <w:headerReference w:type="even" r:id="rId8"/>
           <w:headerReference w:type="default" r:id="rId9"/>
           <w:footerReference w:type="default" r:id="rId10"/>
+          <w:footnotePr>
+            <w:numRestart w:val="eachSect"/>
+          </w:footnotePr>
+          <w:type w:val="continuous"/>
+          <w:pgSz w:w="12240" w:h="15840" w:code="1"/>
+          <w:pgMar w:top="1440" w:right="1440" w:bottom="1440" w:left="1440" w:header="504" w:footer="504" w:gutter="0"/>
+          <w:cols w:space="708"/>
+          <w:titlePg/>
+          <w:docGrid w:linePitch="360"/>
+        </w:sectPr>
+      </w:pPr>
+    </w:p>
+    <w:p>
+      <w:r/>
+    </w:p>
+    <w:p>
+      <w:pPr>
+        <w:pStyle w:val="Heading2"/>
+      </w:pPr>
+      <w:r>
+        <w:t>JOB</w:t>
+      </w:r>
+      <w:r/>
+    </w:p>
+    <w:p>
+      <w:r/>
+      <w:r>
+        <w:rPr>
+          <w:i/>
+        </w:rPr>
+        <w:t>約伯記 1:1, 約伯記 1:1–2:13, 約伯記 1:2–3, 約伯記 1:5, 約伯記 1:6–7, 約伯記 1:8, 約伯記 1:9–11, 約伯記 1:10, 約伯記 1:11–12, 約伯記 1:13–19, 約伯記 1:15, 約伯記 1:16, 約伯記 1:19, 約伯記 1:20, 約伯記 2:1–3, 約伯記 2:3, 約伯記 2:5, 約伯記 2:6, 約伯記 2:7, 約伯記 2:8, 約伯記 2:9, 約伯記 2:10, 約伯記 2:11, 約伯記 2:12, 約伯記 2:13, 約伯記 3:1–10, 約伯記 3:1–26, 約伯記 3:5, 約伯記 3:8, 約伯記 3:9, 約伯記 3:10, 約伯記 3:11–24, 約伯記 3:14, 約伯記 3:15, 約伯記 3:20, 約伯記 3:21, 約伯記 4:1–2, 約伯記 4:1–14:22, 約伯記 4:3–4, 約伯記 4:7, 約伯記 4:8, 約伯記 4:9, 約伯記 4:12–16, 約伯記 4:13, 約伯記 4:14, 約伯記 4:15, 約伯記 4:17, 約伯記 4:18–21, 約伯記 4:21, 約伯記 5:1, 約伯記 5:4, 約伯記 5:8, 約伯記 5:9–10, 約伯記 5:9–16, 約伯記 5:13, 約伯記 5:17, 約伯記 5:19–26, 約伯記 5:24, 約伯記 5:25, 約伯記 6:1–7:21, 約伯記 6:3–4, 約伯記 6:6, 約伯記 6:9, 約伯記 6:14–27, 約伯記 6:19, 約伯記 6:27, 約伯記 6:30, 約伯記 7:1, 約伯記 7:2, 約伯記 7:3, 約伯記 7:5, 約伯記 7:6–21, 約伯記 7:7, 約伯記 7:8, 約伯記 7:9, 約伯記 7:11, 約伯記 7:12, 約伯記 7:13–14, 約伯記 7:16, 約伯記 7:17–18, 約伯記 7:19, 約伯記 7:20, 約伯記 8:1, 約伯記 8:2, 約伯記 8:3–4, 約伯記 8:7, 約伯記 8:8–10, 約伯記 8:9, 約伯記 8:11, 約伯記 8:12–13, 約伯記 8:16–17, 約伯記 9:1–35, 約伯記 9:3, 約伯記 9:5–6, 約伯記 9:9, 約伯記 9:13, 約伯記 9:17, 約伯記 9:21, 約伯記 9:28, 約伯記 9:30, 約伯記 9:31, 約伯記 9:32–33, 約伯記 10:8–11, 約伯記 10:20–22, 約伯記 11:1, 約伯記 11:2–3, 約伯記 11:4, 約伯記 11:5–6, 約伯記 11:7, 約伯記 11:13–14, 約伯記 12:1–14:22, 約伯記 12:7–8, 約伯記 12:7–9, 約伯記 12:9, 約伯記 12:11, 約伯記 12:12, 約伯記 12:17, 約伯記 12:18, 約伯記 12:19, 約伯記 12:21, 約伯記 12:22, 約伯記 12:23–24, 約伯記 12:25, 約伯記 13:1–2, 約伯記 13:7–10, 約伯記 13:12, 約伯記 13:20–21, 約伯記 13:22–23, 約伯記 13:24, 約伯記 13:25, 約伯記 14:1–2, 約伯記 14:3, 約伯記 14:12, 約伯記 14:13, 約伯記 14:16, 約伯記 14:17, 約伯記 14:22, 約伯記 15:1–21.34, 約伯記 15:2–3, 約伯記 15:6, 約伯記 15:7–8, 約伯記 15:8, 約伯記 15:9–10, 約伯記 15:12, 約伯記 15:14, 約伯記 15:15, 約伯記 15:17–19, 約伯記 15:20–35, 約伯記 15:21, 約伯記 15:22, 約伯記 15:23, 約伯記 15:25, 約伯記 15:30, 約伯記 15:34, 約伯記 16:4, 約伯記 16:7, 約伯記 16:9–10, 約伯記 16:12, 約伯記 16:13, 約伯記 16:14, 約伯記 16:15, 約伯記 16:17, 約伯記 16:18, 約伯記 16:18–22, 約伯記 16:19–21, 約伯記 17:1, 約伯記 17:2, 約伯記 17:3–5, 約伯記 17:6, 約伯記 17:8–9, 約伯記 17:10–16, 約伯記 17:13, 約伯記 17:14, 約伯記 17:16, 約伯記 18:2–3, 約伯記 18:5, 約伯記 18:7, 約伯記 18:8–10, 約伯記 18:11–13, 約伯記 18:13, 約伯記 18:15, 約伯記 18:17, 約伯記 18:19, 約伯記 18:20, 約伯記 18:21, 約伯記 19:3, 約伯記 19:6, 約伯記 19:7, 約伯記 19:8, 約伯記 19:9, 約伯記 19:17, 約伯記 19:19, 約伯記 19:20, 約伯記 19:21, 約伯記 19:22, 約伯記 19:23, 約伯記 19:25, 約伯記 19:26, 約伯記 19:27, 約伯記 19:29, 約伯記 20:7, 約伯記 20:10, 約伯記 20:14–16, 約伯記 20:17, 約伯記 20:20, 約伯記 20:24, 約伯記 20:25, 約伯記 20:26, 約伯記 20:27, 約伯記 21:2, 約伯記 21:6, 約伯記 21:8, 約伯記 21:17, 約伯記 21:19, 約伯記 21:22, 約伯記 21:24, 約伯記 21:25, 約伯記 21:26, 約伯記 21:28, 約伯記 21:33, 約伯記 21:34, 約伯記 22:1–26:14, 約伯記 22:2–3, 約伯記 22:6, 約伯記 22:9, 約伯記 22:12–14, 約伯記 22:18, 約伯記 22:19–20, 約伯記 22:22, 約伯記 22:23, 約伯記 22:24, 約伯記 22:25, 約伯記 22:27, 約伯記 22:29, 約伯記 23:2, 約伯記 23:4, 約伯記 23:6–7, 約伯記 23:10, 約伯記 23:13–14, 約伯記 23:15–17, 約伯記 24:1, 約伯記 24:2, 約伯記 24:2–17, 約伯記 24:3, 約伯記 24:6, 約伯記 24:7, 約伯記 24:9, 約伯記 24:11, 約伯記 24:12, 約伯記 24:18–24, 約伯記 25:4, 約伯記 26:2, 約伯記 26:4, 約伯記 26:5–6, 約伯記 26:7, 約伯記 26:10, 約伯記 26:11, 約伯記 26:12, 約伯記 26:13, 約伯記 27:1, 約伯記 27:2, 約伯記 27:5–6, 約伯記 27:9–23, 約伯記 28:1–28, 約伯記 28:5, 約伯記 28:13, 約伯記 28:16–19, 約伯記 28:23–27, 約伯記 28:28, 約伯記 29:1–31:40, 約伯記 29:2, 約伯記 29:7, 約伯記 29:14, 約伯記 29:16, 約伯記 29:18, 約伯記 29:25, 約伯記 30:2–3, 約伯記 30:5–6, 約伯記 30:9, 約伯記 30:10, 約伯記 30:12–14, 約伯記 30:15, 約伯記 30:18, 約伯記 30:19, 約伯記 30:20–21, 約伯記 30:22, 約伯記 30:28, 約伯記 30:29, 約伯記 30:30, 約伯記 31:1, 約伯記 31:1–40, 約伯記 31:5–8, 約伯記 31:9–10, 約伯記 31:11, 約伯記 31:12, 約伯記 31:13–15, 約伯記 31:21, 約伯記 31:22–23, 約伯記 31:24, 約伯記 31:25, 約伯記 31:26, 約伯記 31:26–28, 約伯記 31:27, 約伯記 31:28, 約伯記 31:29–30, 約伯記 31:31–32, 約伯記 31:35, 約伯記 31:36, 約伯記 31:37, 約伯記 31:38, 約伯記 31:40, 約伯記 32:1, 約伯記 32:1–37.24, 約伯記 32:2, 約伯記 32:4–7, 約伯記 32:8–9, 約伯記 32:15–16, 約伯記 32:18–20, 約伯記 33:1, 約伯記 33:5, 約伯記 33:7, 約伯記 33:9, 約伯記 33:11, 約伯記 33:13, 約伯記 33:15, 約伯記 33:18, 約伯記 33:22, 約伯記 33:23, 約伯記 33:24, 約伯記 33:26, 約伯記 33:32, 約伯記 34:3–4, 約伯記 34:5–6, 約伯記 34:6, 約伯記 34:9, 約伯記 34:10–15, 約伯記 34:11, 約伯記 34:17, 約伯記 34:19, 約伯記 34:22, 約伯記 34:23, 約伯記 34:24, 約伯記 34:26, 約伯記 34:31, 約伯記 34:36, 約伯記 35:4–8, 約伯記 35:15–16, 約伯記 35:16, 約伯記 36:4, 約伯記 36:7, 約伯記 36:11, 約伯記 36:12, 約伯記 36:31, 約伯記 37:2, 約伯記 37:7, 約伯記 37:13, 約伯記 37:17, 約伯記 37:20, 約伯記 37:22, 約伯記 37:23, 約伯記 38:1–3, 約伯記 38:1–40:5, 約伯記 38:1–42:6, 約伯記 38:2, 約伯記 38:7, 約伯記 38:10–11, 約伯記 38:14, 約伯記 38:21, 約伯記 38:22–23, 約伯記 38:24–27, 約伯記 38:36, 約伯記 39:5–7, 約伯記 39:9–12, 約伯記 39:13–18, 約伯記 39:14–16, 約伯記 39:18, 約伯記 39:24, 約伯記 39:30, 約伯記 40:1–2, 約伯記 40:3–5, 約伯記 40:4, 約伯記 40:5, 約伯記 40:6–7, 約伯記 40:8, 約伯記 40:11–12, 約伯記 40:15–24, 約伯記 41:1, 約伯記 42:1–6, 約伯記 42:5, 約伯記 42:7, 約伯記 42:8–9, 約伯記 42:10, 約伯記 42:11, 約伯記 42:12, 約伯記 42:14, 約伯記 42:15, 約伯記 42:16, 約伯記 42:17</w:t>
+      </w:r>
+    </w:p>
+    <w:p>
+      <w:r/>
+      <w:r>
+        <w:t xml:space="preserve"> </w:t>
+      </w:r>
+      <w:r/>
+      <w:r/>
+    </w:p>
+    <w:p>
+      <w:pPr>
+        <w:sectPr>
           <w:footnotePr>
             <w:numRestart w:val="eachSect"/>
           </w:footnotePr>

--- a/zht/docx/18.content.docx
+++ b/zht/docx/18.content.docx
@@ -163,13 +163,6 @@
         <w:rPr>
           <w:lang w:val="zh_TW" w:bidi="zh_TW"/>
         </w:rPr>
-      </w:r>
-      <w:r>
-        <w:rPr>
-          <w:i/>
-          <w:lang w:val="zh_TW" w:bidi="zh_TW"/>
-        </w:rPr>
-        <w:t>約伯記 1:1, 約伯記 1:1–2:13, 約伯記 1:2–3, 約伯記 1:5, 約伯記 1:6–7, 約伯記 1:8, 約伯記 1:9–11, 約伯記 1:10, 約伯記 1:11–12, 約伯記 1:13–19, 約伯記 1:15, 約伯記 1:16, 約伯記 1:19, 約伯記 1:20, 約伯記 2:1–3, 約伯記 2:3, 約伯記 2:5, 約伯記 2:6, 約伯記 2:7, 約伯記 2:8, 約伯記 2:9, 約伯記 2:10, 約伯記 2:11, 約伯記 2:12, 約伯記 2:13, 約伯記 3:1–10, 約伯記 3:1–26, 約伯記 3:5, 約伯記 3:8, 約伯記 3:9, 約伯記 3:10, 約伯記 3:11–24, 約伯記 3:14, 約伯記 3:15, 約伯記 3:20, 約伯記 3:21, 約伯記 4:1–2, 約伯記 4:1–14:22, 約伯記 4:3–4, 約伯記 4:7, 約伯記 4:8, 約伯記 4:9, 約伯記 4:12–16, 約伯記 4:13, 約伯記 4:14, 約伯記 4:15, 約伯記 4:17, 約伯記 4:18–21, 約伯記 4:21, 約伯記 5:1, 約伯記 5:4, 約伯記 5:8, 約伯記 5:9–10, 約伯記 5:9–16, 約伯記 5:13, 約伯記 5:17, 約伯記 5:19–26, 約伯記 5:24, 約伯記 5:25, 約伯記 6:1–7:21, 約伯記 6:3–4, 約伯記 6:6, 約伯記 6:9, 約伯記 6:14–27, 約伯記 6:19, 約伯記 6:27, 約伯記 6:30, 約伯記 7:1, 約伯記 7:2, 約伯記 7:3, 約伯記 7:5, 約伯記 7:6–21, 約伯記 7:7, 約伯記 7:8, 約伯記 7:9, 約伯記 7:11, 約伯記 7:12, 約伯記 7:13–14, 約伯記 7:16, 約伯記 7:17–18, 約伯記 7:19, 約伯記 7:20, 約伯記 8:1, 約伯記 8:2, 約伯記 8:3–4, 約伯記 8:7, 約伯記 8:8–10, 約伯記 8:9, 約伯記 8:11, 約伯記 8:12–13, 約伯記 8:16–17, 約伯記 9:1–35, 約伯記 9:3, 約伯記 9:5–6, 約伯記 9:9, 約伯記 9:13, 約伯記 9:17, 約伯記 9:21, 約伯記 9:28, 約伯記 9:30, 約伯記 9:31, 約伯記 9:32–33, 約伯記 10:8–11, 約伯記 10:20–22, 約伯記 11:1, 約伯記 11:2–3, 約伯記 11:4, 約伯記 11:5–6, 約伯記 11:7, 約伯記 11:13–14, 約伯記 12:1–14:22, 約伯記 12:7–8, 約伯記 12:7–9, 約伯記 12:9, 約伯記 12:11, 約伯記 12:12, 約伯記 12:17, 約伯記 12:18, 約伯記 12:19, 約伯記 12:21, 約伯記 12:22, 約伯記 12:23–24, 約伯記 12:25, 約伯記 13:1–2, 約伯記 13:7–10, 約伯記 13:12, 約伯記 13:20–21, 約伯記 13:22–23, 約伯記 13:24, 約伯記 13:25, 約伯記 14:1–2, 約伯記 14:3, 約伯記 14:12, 約伯記 14:13, 約伯記 14:16, 約伯記 14:17, 約伯記 14:22, 約伯記 15:1–21.34, 約伯記 15:2–3, 約伯記 15:6, 約伯記 15:7–8, 約伯記 15:8, 約伯記 15:9–10, 約伯記 15:12, 約伯記 15:14, 約伯記 15:15, 約伯記 15:17–19, 約伯記 15:20–35, 約伯記 15:21, 約伯記 15:22, 約伯記 15:23, 約伯記 15:25, 約伯記 15:30, 約伯記 15:34, 約伯記 16:4, 約伯記 16:7, 約伯記 16:9–10, 約伯記 16:12, 約伯記 16:13, 約伯記 16:14, 約伯記 16:15, 約伯記 16:17, 約伯記 16:18, 約伯記 16:18–22, 約伯記 16:19–21, 約伯記 17:1, 約伯記 17:2, 約伯記 17:3–5, 約伯記 17:6, 約伯記 17:8–9, 約伯記 17:10–16, 約伯記 17:13, 約伯記 17:14, 約伯記 17:16, 約伯記 18:2–3, 約伯記 18:5, 約伯記 18:7, 約伯記 18:8–10, 約伯記 18:11–13, 約伯記 18:13, 約伯記 18:15, 約伯記 18:17, 約伯記 18:19, 約伯記 18:20, 約伯記 18:21, 約伯記 19:3, 約伯記 19:6, 約伯記 19:7, 約伯記 19:8, 約伯記 19:9, 約伯記 19:17, 約伯記 19:19, 約伯記 19:20, 約伯記 19:21, 約伯記 19:22, 約伯記 19:23, 約伯記 19:25, 約伯記 19:26, 約伯記 19:27, 約伯記 19:29, 約伯記 20:7, 約伯記 20:10, 約伯記 20:14–16, 約伯記 20:17, 約伯記 20:20, 約伯記 20:24, 約伯記 20:25, 約伯記 20:26, 約伯記 20:27, 約伯記 21:2, 約伯記 21:6, 約伯記 21:8, 約伯記 21:17, 約伯記 21:19, 約伯記 21:22, 約伯記 21:24, 約伯記 21:25, 約伯記 21:26, 約伯記 21:28, 約伯記 21:33, 約伯記 21:34, 約伯記 22:1–26:14, 約伯記 22:2–3, 約伯記 22:6, 約伯記 22:9, 約伯記 22:12–14, 約伯記 22:18, 約伯記 22:19–20, 約伯記 22:22, 約伯記 22:23, 約伯記 22:24, 約伯記 22:25, 約伯記 22:27, 約伯記 22:29, 約伯記 23:2, 約伯記 23:4, 約伯記 23:6–7, 約伯記 23:10, 約伯記 23:13–14, 約伯記 23:15–17, 約伯記 24:1, 約伯記 24:2, 約伯記 24:2–17, 約伯記 24:3, 約伯記 24:6, 約伯記 24:7, 約伯記 24:9, 約伯記 24:11, 約伯記 24:12, 約伯記 24:18–24, 約伯記 25:4, 約伯記 26:2, 約伯記 26:4, 約伯記 26:5–6, 約伯記 26:7, 約伯記 26:10, 約伯記 26:11, 約伯記 26:12, 約伯記 26:13, 約伯記 27:1, 約伯記 27:2, 約伯記 27:5–6, 約伯記 27:9–23, 約伯記 28:1–28, 約伯記 28:5, 約伯記 28:13, 約伯記 28:16–19, 約伯記 28:23–27, 約伯記 28:28, 約伯記 29:1–31:40, 約伯記 29:2, 約伯記 29:7, 約伯記 29:14, 約伯記 29:16, 約伯記 29:18, 約伯記 29:25, 約伯記 30:2–3, 約伯記 30:5–6, 約伯記 30:9, 約伯記 30:10, 約伯記 30:12–14, 約伯記 30:15, 約伯記 30:18, 約伯記 30:19, 約伯記 30:20–21, 約伯記 30:22, 約伯記 30:28, 約伯記 30:29, 約伯記 30:30, 約伯記 31:1, 約伯記 31:1–40, 約伯記 31:5–8, 約伯記 31:9–10, 約伯記 31:11, 約伯記 31:12, 約伯記 31:13–15, 約伯記 31:21, 約伯記 31:22–23, 約伯記 31:24, 約伯記 31:25, 約伯記 31:26, 約伯記 31:26–28, 約伯記 31:27, 約伯記 31:28, 約伯記 31:29–30, 約伯記 31:31–32, 約伯記 31:35, 約伯記 31:36, 約伯記 31:37, 約伯記 31:38, 約伯記 31:40, 約伯記 32:1, 約伯記 32:1–37.24, 約伯記 32:2, 約伯記 32:4–7, 約伯記 32:8–9, 約伯記 32:15–16, 約伯記 32:18–20, 約伯記 33:1, 約伯記 33:5, 約伯記 33:7, 約伯記 33:9, 約伯記 33:11, 約伯記 33:13, 約伯記 33:15, 約伯記 33:18, 約伯記 33:22, 約伯記 33:23, 約伯記 33:24, 約伯記 33:26, 約伯記 33:32, 約伯記 34:3–4, 約伯記 34:5–6, 約伯記 34:6, 約伯記 34:9, 約伯記 34:10–15, 約伯記 34:11, 約伯記 34:17, 約伯記 34:19, 約伯記 34:22, 約伯記 34:23, 約伯記 34:24, 約伯記 34:26, 約伯記 34:31, 約伯記 34:36, 約伯記 35:4–8, 約伯記 35:15–16, 約伯記 35:16, 約伯記 36:4, 約伯記 36:7, 約伯記 36:11, 約伯記 36:12, 約伯記 36:31, 約伯記 37:2, 約伯記 37:7, 約伯記 37:13, 約伯記 37:17, 約伯記 37:20, 約伯記 37:22, 約伯記 37:23, 約伯記 38:1–3, 約伯記 38:1–40:5, 約伯記 38:1–42:6, 約伯記 38:2, 約伯記 38:7, 約伯記 38:10–11, 約伯記 38:14, 約伯記 38:21, 約伯記 38:22–23, 約伯記 38:24–27, 約伯記 38:36, 約伯記 39:5–7, 約伯記 39:9–12, 約伯記 39:13–18, 約伯記 39:14–16, 約伯記 39:18, 約伯記 39:24, 約伯記 39:30, 約伯記 40:1–2, 約伯記 40:3–5, 約伯記 40:4, 約伯記 40:5, 約伯記 40:6–7, 約伯記 40:8, 約伯記 40:11–12, 約伯記 40:15–24, 約伯記 41:1, 約伯記 42:1–6, 約伯記 42:5, 約伯記 42:7, 約伯記 42:8–9, 約伯記 42:10, 約伯記 42:11, 約伯記 42:12, 約伯記 42:14, 約伯記 42:15, 約伯記 42:16, 約伯記 42:17</w:t>
       </w:r>
       <w:r>
         <w:rPr>

--- a/zht/docx/18.content.docx
+++ b/zht/docx/18.content.docx
@@ -150,19 +150,6 @@
           <w:lang w:val="zh_TW" w:bidi="zh_TW"/>
         </w:rPr>
         <w:t>JOB</w:t>
-      </w:r>
-      <w:r>
-        <w:rPr>
-          <w:lang w:val="zh_TW" w:bidi="zh_TW"/>
-        </w:rPr>
-      </w:r>
-    </w:p>
-    <w:p>
-      <w:pPr/>
-      <w:r>
-        <w:rPr>
-          <w:lang w:val="zh_TW" w:bidi="zh_TW"/>
-        </w:rPr>
       </w:r>
       <w:r>
         <w:rPr>

--- a/zht/docx/18.content.docx
+++ b/zht/docx/18.content.docx
@@ -19,7 +19,7 @@
         <w:rPr>
           <w:lang w:val="zh_TW" w:bidi="zh_TW"/>
         </w:rPr>
-        <w:t>Resource: 研讀筆記 (Tyndale)</w:t>
+        <w:t>Resource: Tyndale Open Study Notes</w:t>
       </w:r>
       <w:r>
         <w:rPr>
@@ -112,7 +112,7 @@
         <w:rPr>
           <w:lang w:val="zh_TW" w:bidi="zh_TW"/>
         </w:rPr>
-        <w:t>研讀筆記 (Tyndale)</w:t>
+        <w:t>Tyndale Open Study Notes</w:t>
       </w:r>
     </w:p>
     <w:p>

--- a/zht/docx/18.content.docx
+++ b/zht/docx/18.content.docx
@@ -19,7 +19,7 @@
         <w:rPr>
           <w:lang w:val="zh_TW" w:bidi="zh_TW"/>
         </w:rPr>
-        <w:t>Resource: Tyndale Open Study Notes</w:t>
+        <w:t>Resource: Aquifer Open Study Notes</w:t>
       </w:r>
       <w:r>
         <w:rPr>
@@ -112,7 +112,7 @@
         <w:rPr>
           <w:lang w:val="zh_TW" w:bidi="zh_TW"/>
         </w:rPr>
-        <w:t>Tyndale Open Study Notes</w:t>
+        <w:t>Aquifer Open Study Notes</w:t>
       </w:r>
     </w:p>
     <w:p>
